--- a/submission-report.docx
+++ b/submission-report.docx
@@ -19,7 +19,7 @@
         </w:numPr>
       </w:pPr>
       <w:r>
-        <w:t xml:space="preserve">Submission generated at 09/03/2026 at 15:34:01</w:t>
+        <w:t xml:space="preserve">Submission generated at 09/03/2026 at 23:44:29</w:t>
       </w:r>
     </w:p>
     <w:p>
@@ -93,13 +93,13 @@
     </w:p>
     <w:bookmarkEnd w:id="21"/>
     <w:bookmarkEnd w:id="22"/>
-    <w:bookmarkStart w:id="37" w:name="project-x"/>
+    <w:bookmarkStart w:id="37" w:name="project-0---makefile-project-starter"/>
     <w:p>
       <w:pPr>
         <w:pStyle w:val="Heading1"/>
       </w:pPr>
       <w:r>
-        <w:t xml:space="preserve">Project X</w:t>
+        <w:t xml:space="preserve">Project 0 - Makefile Project Starter</w:t>
       </w:r>
     </w:p>
     <w:p>
@@ -7188,7 +7188,7 @@
         <w:rPr>
           <w:rStyle w:val="StringTok"/>
         </w:rPr>
-        <w:t xml:space="preserve">"2 + 3 = </w:t>
+        <w:t xml:space="preserve">"bad_add(2, 3) = </w:t>
       </w:r>
       <w:r>
         <w:rPr>
@@ -7200,7 +7200,7 @@
         <w:rPr>
           <w:rStyle w:val="StringTok"/>
         </w:rPr>
-        <w:t xml:space="preserve"> (bad_add says so, anyway)</w:t>
+        <w:t xml:space="preserve"> (intentionally wrong; the real sum is 5)</w:t>
       </w:r>
       <w:r>
         <w:rPr>
@@ -7261,252 +7261,6 @@
           <w:rStyle w:val="OperatorTok"/>
         </w:rPr>
         <w:t xml:space="preserve">));</w:t>
-      </w:r>
-      <w:r>
-        <w:br/>
-      </w:r>
-      <w:r>
-        <w:br/>
-      </w:r>
-      <w:r>
-        <w:rPr>
-          <w:rStyle w:val="NormalTok"/>
-        </w:rPr>
-        <w:t xml:space="preserve">    </w:t>
-      </w:r>
-      <w:r>
-        <w:rPr>
-          <w:rStyle w:val="CommentTok"/>
-        </w:rPr>
-        <w:t xml:space="preserve">/* Task 4: intentional memory leak - never freed */</w:t>
-      </w:r>
-      <w:r>
-        <w:br/>
-      </w:r>
-      <w:r>
-        <w:rPr>
-          <w:rStyle w:val="NormalTok"/>
-        </w:rPr>
-        <w:t xml:space="preserve">    </w:t>
-      </w:r>
-      <w:r>
-        <w:rPr>
-          <w:rStyle w:val="DataTypeTok"/>
-        </w:rPr>
-        <w:t xml:space="preserve">char</w:t>
-      </w:r>
-      <w:r>
-        <w:rPr>
-          <w:rStyle w:val="NormalTok"/>
-        </w:rPr>
-        <w:t xml:space="preserve"> </w:t>
-      </w:r>
-      <w:r>
-        <w:rPr>
-          <w:rStyle w:val="OperatorTok"/>
-        </w:rPr>
-        <w:t xml:space="preserve">*</w:t>
-      </w:r>
-      <w:r>
-        <w:rPr>
-          <w:rStyle w:val="NormalTok"/>
-        </w:rPr>
-        <w:t xml:space="preserve">leaked </w:t>
-      </w:r>
-      <w:r>
-        <w:rPr>
-          <w:rStyle w:val="OperatorTok"/>
-        </w:rPr>
-        <w:t xml:space="preserve">=</w:t>
-      </w:r>
-      <w:r>
-        <w:rPr>
-          <w:rStyle w:val="NormalTok"/>
-        </w:rPr>
-        <w:t xml:space="preserve"> get_greeting</w:t>
-      </w:r>
-      <w:r>
-        <w:rPr>
-          <w:rStyle w:val="OperatorTok"/>
-        </w:rPr>
-        <w:t xml:space="preserve">(</w:t>
-      </w:r>
-      <w:r>
-        <w:rPr>
-          <w:rStyle w:val="StringTok"/>
-        </w:rPr>
-        <w:t xml:space="preserve">"Leak"</w:t>
-      </w:r>
-      <w:r>
-        <w:rPr>
-          <w:rStyle w:val="OperatorTok"/>
-        </w:rPr>
-        <w:t xml:space="preserve">);</w:t>
-      </w:r>
-      <w:r>
-        <w:br/>
-      </w:r>
-      <w:r>
-        <w:rPr>
-          <w:rStyle w:val="NormalTok"/>
-        </w:rPr>
-        <w:t xml:space="preserve">    printf</w:t>
-      </w:r>
-      <w:r>
-        <w:rPr>
-          <w:rStyle w:val="OperatorTok"/>
-        </w:rPr>
-        <w:t xml:space="preserve">(</w:t>
-      </w:r>
-      <w:r>
-        <w:rPr>
-          <w:rStyle w:val="StringTok"/>
-        </w:rPr>
-        <w:t xml:space="preserve">"Leaked greeting: </w:t>
-      </w:r>
-      <w:r>
-        <w:rPr>
-          <w:rStyle w:val="SpecialCharTok"/>
-        </w:rPr>
-        <w:t xml:space="preserve">%s\n</w:t>
-      </w:r>
-      <w:r>
-        <w:rPr>
-          <w:rStyle w:val="StringTok"/>
-        </w:rPr>
-        <w:t xml:space="preserve">"</w:t>
-      </w:r>
-      <w:r>
-        <w:rPr>
-          <w:rStyle w:val="OperatorTok"/>
-        </w:rPr>
-        <w:t xml:space="preserve">,</w:t>
-      </w:r>
-      <w:r>
-        <w:rPr>
-          <w:rStyle w:val="NormalTok"/>
-        </w:rPr>
-        <w:t xml:space="preserve"> leaked</w:t>
-      </w:r>
-      <w:r>
-        <w:rPr>
-          <w:rStyle w:val="OperatorTok"/>
-        </w:rPr>
-        <w:t xml:space="preserve">);</w:t>
-      </w:r>
-      <w:r>
-        <w:br/>
-      </w:r>
-      <w:r>
-        <w:br/>
-      </w:r>
-      <w:r>
-        <w:rPr>
-          <w:rStyle w:val="NormalTok"/>
-        </w:rPr>
-        <w:t xml:space="preserve">    </w:t>
-      </w:r>
-      <w:r>
-        <w:rPr>
-          <w:rStyle w:val="CommentTok"/>
-        </w:rPr>
-        <w:t xml:space="preserve">/* Task 4: intentional crash - dereference a NULL pointer */</w:t>
-      </w:r>
-      <w:r>
-        <w:br/>
-      </w:r>
-      <w:r>
-        <w:rPr>
-          <w:rStyle w:val="NormalTok"/>
-        </w:rPr>
-        <w:t xml:space="preserve">    </w:t>
-      </w:r>
-      <w:r>
-        <w:rPr>
-          <w:rStyle w:val="DataTypeTok"/>
-        </w:rPr>
-        <w:t xml:space="preserve">int</w:t>
-      </w:r>
-      <w:r>
-        <w:rPr>
-          <w:rStyle w:val="NormalTok"/>
-        </w:rPr>
-        <w:t xml:space="preserve"> </w:t>
-      </w:r>
-      <w:r>
-        <w:rPr>
-          <w:rStyle w:val="OperatorTok"/>
-        </w:rPr>
-        <w:t xml:space="preserve">*</w:t>
-      </w:r>
-      <w:r>
-        <w:rPr>
-          <w:rStyle w:val="NormalTok"/>
-        </w:rPr>
-        <w:t xml:space="preserve">crash </w:t>
-      </w:r>
-      <w:r>
-        <w:rPr>
-          <w:rStyle w:val="OperatorTok"/>
-        </w:rPr>
-        <w:t xml:space="preserve">=</w:t>
-      </w:r>
-      <w:r>
-        <w:rPr>
-          <w:rStyle w:val="NormalTok"/>
-        </w:rPr>
-        <w:t xml:space="preserve"> NULL</w:t>
-      </w:r>
-      <w:r>
-        <w:rPr>
-          <w:rStyle w:val="OperatorTok"/>
-        </w:rPr>
-        <w:t xml:space="preserve">;</w:t>
-      </w:r>
-      <w:r>
-        <w:br/>
-      </w:r>
-      <w:r>
-        <w:rPr>
-          <w:rStyle w:val="NormalTok"/>
-        </w:rPr>
-        <w:t xml:space="preserve">    </w:t>
-      </w:r>
-      <w:r>
-        <w:rPr>
-          <w:rStyle w:val="OperatorTok"/>
-        </w:rPr>
-        <w:t xml:space="preserve">*</w:t>
-      </w:r>
-      <w:r>
-        <w:rPr>
-          <w:rStyle w:val="NormalTok"/>
-        </w:rPr>
-        <w:t xml:space="preserve">crash </w:t>
-      </w:r>
-      <w:r>
-        <w:rPr>
-          <w:rStyle w:val="OperatorTok"/>
-        </w:rPr>
-        <w:t xml:space="preserve">=</w:t>
-      </w:r>
-      <w:r>
-        <w:rPr>
-          <w:rStyle w:val="NormalTok"/>
-        </w:rPr>
-        <w:t xml:space="preserve"> </w:t>
-      </w:r>
-      <w:r>
-        <w:rPr>
-          <w:rStyle w:val="DecValTok"/>
-        </w:rPr>
-        <w:t xml:space="preserve">42</w:t>
-      </w:r>
-      <w:r>
-        <w:rPr>
-          <w:rStyle w:val="OperatorTok"/>
-        </w:rPr>
-        <w:t xml:space="preserve">;</w:t>
       </w:r>
       <w:r>
         <w:br/>
@@ -9746,7 +9500,7 @@
         <w:pStyle w:val="FirstParagraph"/>
       </w:pPr>
       <w:r>
-        <w:t xml:space="preserve">Report generated on 09/03/2026 at 15:34:03</w:t>
+        <w:t xml:space="preserve">Report generated on 09/03/2026 at 23:44:31</w:t>
       </w:r>
     </w:p>
     <w:p>
@@ -9771,7 +9525,7 @@
         <w:pStyle w:val="FirstParagraph"/>
       </w:pPr>
       <w:r>
-        <w:t xml:space="preserve">SHA-256 Hash of the report: c209d8643a22603b5b51759dad5b230af1b4fcd86a37787bda0f04d1ecbad6ec</w:t>
+        <w:t xml:space="preserve">SHA-256 Hash of the report: 6f92087389ffa7777e65fbe7b828bf90e8bcd945237d15f4c6431cfbaaa628b6</w:t>
       </w:r>
     </w:p>
     <w:p>
